--- a/docs/labs/ЛЗ5_WBS_релизы_зависимости.docx
+++ b/docs/labs/ЛЗ5_WBS_релизы_зависимости.docx
@@ -687,7 +687,7 @@
               <w:rPr>
                 <w:sz w:val="19"/>
               </w:rPr>
-              <w:t>Зият Нүркен</w:t>
+              <w:t>Зият Нұркен</w:t>
             </w:r>
           </w:p>
         </w:tc>
@@ -779,7 +779,7 @@
               <w:rPr>
                 <w:sz w:val="19"/>
               </w:rPr>
-              <w:t>Зият Нүркен</w:t>
+              <w:t>Зият Нұркен</w:t>
             </w:r>
           </w:p>
         </w:tc>
@@ -871,7 +871,7 @@
               <w:rPr>
                 <w:sz w:val="19"/>
               </w:rPr>
-              <w:t>Зият Нүркен</w:t>
+              <w:t>Зият Нұркен</w:t>
             </w:r>
           </w:p>
         </w:tc>
@@ -1427,7 +1427,7 @@
               <w:rPr>
                 <w:sz w:val="19"/>
               </w:rPr>
-              <w:t>Зият Нүркен</w:t>
+              <w:t>Зият Нұркен</w:t>
             </w:r>
           </w:p>
         </w:tc>
@@ -1706,7 +1706,7 @@
               <w:rPr>
                 <w:sz w:val="19"/>
               </w:rPr>
-              <w:t>Зият Нүркен</w:t>
+              <w:t>Зият Нұркен</w:t>
             </w:r>
           </w:p>
         </w:tc>
@@ -1799,7 +1799,7 @@
               <w:rPr>
                 <w:sz w:val="19"/>
               </w:rPr>
-              <w:t>Зият Нүркен</w:t>
+              <w:t>Зият Нұркен</w:t>
             </w:r>
           </w:p>
         </w:tc>
@@ -1891,7 +1891,7 @@
               <w:rPr>
                 <w:sz w:val="19"/>
               </w:rPr>
-              <w:t>Зият Нүркен</w:t>
+              <w:t>Зият Нұркен</w:t>
             </w:r>
           </w:p>
         </w:tc>
@@ -1983,7 +1983,7 @@
               <w:rPr>
                 <w:sz w:val="19"/>
               </w:rPr>
-              <w:t>Зият Нүркен</w:t>
+              <w:t>Зият Нұркен</w:t>
             </w:r>
           </w:p>
         </w:tc>
@@ -2075,7 +2075,7 @@
               <w:rPr>
                 <w:sz w:val="19"/>
               </w:rPr>
-              <w:t>Зият Нүркен</w:t>
+              <w:t>Зият Нұркен</w:t>
             </w:r>
           </w:p>
         </w:tc>
@@ -2167,7 +2167,7 @@
               <w:rPr>
                 <w:sz w:val="19"/>
               </w:rPr>
-              <w:t>Зият Нүркен</w:t>
+              <w:t>Зият Нұркен</w:t>
             </w:r>
           </w:p>
         </w:tc>
@@ -3483,7 +3483,7 @@
               <w:rPr>
                 <w:sz w:val="19"/>
               </w:rPr>
-              <w:t>Зият Нүркен</w:t>
+              <w:t>Зият Нұркен</w:t>
             </w:r>
           </w:p>
         </w:tc>
@@ -4402,7 +4402,7 @@
               <w:rPr>
                 <w:sz w:val="19"/>
               </w:rPr>
-              <w:t>Зият Нүркен</w:t>
+              <w:t>Зият Нұркен</w:t>
             </w:r>
           </w:p>
         </w:tc>
@@ -4508,7 +4508,7 @@
               <w:rPr>
                 <w:sz w:val="19"/>
               </w:rPr>
-              <w:t>Зият Нүркен</w:t>
+              <w:t>Зият Нұркен</w:t>
             </w:r>
           </w:p>
         </w:tc>
@@ -4614,7 +4614,7 @@
               <w:rPr>
                 <w:sz w:val="19"/>
               </w:rPr>
-              <w:t>Зият Нүркен</w:t>
+              <w:t>Зият Нұркен</w:t>
             </w:r>
           </w:p>
         </w:tc>
@@ -5038,7 +5038,7 @@
               <w:rPr>
                 <w:sz w:val="19"/>
               </w:rPr>
-              <w:t>Зият Нүркен</w:t>
+              <w:t>Зият Нұркен</w:t>
             </w:r>
           </w:p>
         </w:tc>
@@ -5144,7 +5144,7 @@
               <w:rPr>
                 <w:sz w:val="19"/>
               </w:rPr>
-              <w:t>Зият Нүркен</w:t>
+              <w:t>Зият Нұркен</w:t>
             </w:r>
           </w:p>
         </w:tc>
@@ -5393,7 +5393,7 @@
               <w:rPr>
                 <w:sz w:val="19"/>
               </w:rPr>
-              <w:t>Наша команда: Бекмағанбет Әлібек, Зият Нүркен</w:t>
+              <w:t>Наша команда: Бекмағанбет Әлібек, Зият Нұркен</w:t>
             </w:r>
           </w:p>
         </w:tc>
@@ -5674,7 +5674,7 @@
               <w:rPr>
                 <w:sz w:val="19"/>
               </w:rPr>
-              <w:t>Зият Нүркен</w:t>
+              <w:t>Зият Нұркен</w:t>
             </w:r>
           </w:p>
         </w:tc>
@@ -5793,7 +5793,7 @@
                 <w:b/>
                 <w:sz w:val="19"/>
               </w:rPr>
-              <w:t>Нүркен (BA/QA)</w:t>
+              <w:t>Нұркен (BA/QA)</w:t>
             </w:r>
           </w:p>
         </w:tc>
